--- a/hardware/1_stm32f103c8t6最小系统/设计说明.docx
+++ b/hardware/1_stm32f103c8t6最小系统/设计说明.docx
@@ -12,32 +12,32 @@
           <w:lang w:val="en-US" w:eastAsia="zh-CN"/>
         </w:rPr>
       </w:pPr>
+      <w:r>
+        <w:rPr>
+          <w:rFonts w:hint="eastAsia"/>
+          <w:sz w:val="32"/>
+          <w:szCs w:val="32"/>
+          <w:lang w:val="en-US" w:eastAsia="zh-CN"/>
+        </w:rPr>
+        <w:t>设计说明</w:t>
+      </w:r>
+    </w:p>
+    <w:p>
+      <w:pPr>
+        <w:rPr>
+          <w:rFonts w:hint="default"/>
+          <w:lang w:val="en-US" w:eastAsia="zh-CN"/>
+        </w:rPr>
+      </w:pPr>
+      <w:r>
+        <w:rPr>
+          <w:rFonts w:hint="eastAsia"/>
+          <w:lang w:val="en-US" w:eastAsia="zh-CN"/>
+        </w:rPr>
+        <w:t>一、完成情况</w:t>
+      </w:r>
       <w:bookmarkStart w:id="0" w:name="_GoBack"/>
       <w:bookmarkEnd w:id="0"/>
-      <w:r>
-        <w:rPr>
-          <w:rFonts w:hint="eastAsia"/>
-          <w:sz w:val="32"/>
-          <w:szCs w:val="32"/>
-          <w:lang w:val="en-US" w:eastAsia="zh-CN"/>
-        </w:rPr>
-        <w:t>设计说明</w:t>
-      </w:r>
-    </w:p>
-    <w:p>
-      <w:pPr>
-        <w:rPr>
-          <w:rFonts w:hint="default"/>
-          <w:lang w:val="en-US" w:eastAsia="zh-CN"/>
-        </w:rPr>
-      </w:pPr>
-      <w:r>
-        <w:rPr>
-          <w:rFonts w:hint="eastAsia"/>
-          <w:lang w:val="en-US" w:eastAsia="zh-CN"/>
-        </w:rPr>
-        <w:t>一、完成情况的简要说明</w:t>
-      </w:r>
     </w:p>
     <w:p>
       <w:pPr>
@@ -123,6 +123,7 @@
       <w:pPr>
         <w:widowControl w:val="0"/>
         <w:numPr>
+          <w:ilvl w:val="0"/>
           <w:numId w:val="0"/>
         </w:numPr>
         <w:jc w:val="both"/>
@@ -136,6 +137,7 @@
       <w:pPr>
         <w:widowControl w:val="0"/>
         <w:numPr>
+          <w:ilvl w:val="0"/>
           <w:numId w:val="0"/>
         </w:numPr>
         <w:jc w:val="both"/>
@@ -188,6 +190,7 @@
       <w:pPr>
         <w:widowControl w:val="0"/>
         <w:numPr>
+          <w:ilvl w:val="0"/>
           <w:numId w:val="0"/>
         </w:numPr>
         <w:jc w:val="center"/>
@@ -208,6 +211,7 @@
       <w:pPr>
         <w:widowControl w:val="0"/>
         <w:numPr>
+          <w:ilvl w:val="0"/>
           <w:numId w:val="0"/>
         </w:numPr>
         <w:jc w:val="both"/>
@@ -260,6 +264,7 @@
       <w:pPr>
         <w:widowControl w:val="0"/>
         <w:numPr>
+          <w:ilvl w:val="0"/>
           <w:numId w:val="0"/>
         </w:numPr>
         <w:jc w:val="center"/>
